--- a/Phase2_Proposal_Alok_Kevadiya.docx
+++ b/Phase2_Proposal_Alok_Kevadiya.docx
@@ -840,7 +840,7 @@
                 <w:bCs w:val="false"/>
                 <w:color w:val="000000"/>
               </w:rPr>
-              <w:t xml:space="preserve">Approximately 5,100 aerial image–mask pairs (confirmed at load time in the notebook).</w:t>
+              <w:t>5,108 aerial image-mask pairs (RGB satellite images with matching masks).</w:t>
             </w:r>
           </w:p>
         </w:tc>
@@ -1199,7 +1199,7 @@
         <w:jc w:val="both"/>
       </w:pPr>
       <w:r>
-        <w:t xml:space="preserve">The exact class distribution is computed and reported in the notebook after labelling, and is visualised as a bar chart. Where any class imbalance is observed, it is addressed during training through the use of class weights and data augmentation, so that the model is not biased toward the majority class.</w:t>
+        <w:t>The resulting class distribution is 3,301 Forest images and 1,807 Non-Forest images (out of 5,108 total), and is visualised as a bar chart in the notebook. Where any class imbalance is observed, it is addressed during training through the use of class weights and data augmentation, so that the model is not biased toward the majority class.</w:t>
       </w:r>
     </w:p>
     <w:p>
@@ -1311,7 +1311,7 @@
         <w:spacing w:after="60" w:line="276"/>
       </w:pPr>
       <w:r>
-        <w:t xml:space="preserve">The transfer-learning model (e.g. MobileNetV2 or VGG16 pretrained on ImageNet) is expected to match or exceed the custom CNN, typically reaching 90–96% accuracy, while converging in fewer epochs thanks to its pretrained feature extractor.</w:t>
+        <w:t>The transfer-learning model (e.g. VGG16 pretrained on ImageNet) is expected to match or exceed the custom CNN, typically reaching 90–96% accuracy, while converging in fewer epochs thanks to its pretrained feature extractor.</w:t>
       </w:r>
     </w:p>
     <w:p>
@@ -2087,7 +2087,7 @@
         <w:jc w:val="both"/>
       </w:pPr>
       <w:r>
-        <w:t xml:space="preserve">A transfer-learning model is used as a comparison baseline. A network pretrained on the ImageNet dataset, MobileNetV2 (with VGG16 as an alternative), is used as a fixed or partially fine-tuned feature extractor. The pretrained convolutional base is loaded without its original classification head; a new classification head suited to the binary task is added on top.</w:t>
+        <w:t>A transfer-learning model is used as a comparison baseline. A network pretrained on the ImageNet dataset, VGG16, is used as a fixed or partially fine-tuned feature extractor. The pretrained convolutional base is loaded without its original classification head; a new classification head suited to the binary task is added on top.</w:t>
       </w:r>
     </w:p>
     <w:p>
@@ -2107,7 +2107,7 @@
         <w:t xml:space="preserve">Base network: </w:t>
       </w:r>
       <w:r>
-        <w:t xml:space="preserve">MobileNetV2 pretrained on ImageNet, with its top classification layers removed.</w:t>
+        <w:t>VGG16 pretrained on ImageNet, with its top classification layers removed.</w:t>
       </w:r>
     </w:p>
     <w:p>

--- a/Phase2_Proposal_Alok_Kevadiya.docx
+++ b/Phase2_Proposal_Alok_Kevadiya.docx
@@ -508,6 +508,347 @@
             <w:fldChar w:fldCharType="begin" w:dirty="true"/>
             <w:instrText xml:space="preserve">TOC \h \o "1-2"</w:instrText>
             <w:fldChar w:fldCharType="separate"/>
+          </w:r>
+        </w:p>
+        <w:p>
+          <w:pPr>
+            <w:spacing w:after="60" w:line="276"/>
+            <w:ind w:left="0"/>
+            <w:rPr>
+              <w:b/>
+              <w:color w:val="1F3864"/>
+            </w:rPr>
+          </w:pPr>
+          <w:r>
+            <w:rPr>
+              <w:b/>
+              <w:color w:val="1F3864"/>
+            </w:rPr>
+            <w:t xml:space="preserve">1. Project Title</w:t>
+          </w:r>
+        </w:p>
+        <w:p>
+          <w:pPr>
+            <w:spacing w:after="60" w:line="276"/>
+            <w:ind w:left="0"/>
+            <w:rPr>
+              <w:b/>
+              <w:color w:val="1F3864"/>
+            </w:rPr>
+          </w:pPr>
+          <w:r>
+            <w:rPr>
+              <w:b/>
+              <w:color w:val="1F3864"/>
+            </w:rPr>
+            <w:t xml:space="preserve">2. Background and Motivation</w:t>
+          </w:r>
+        </w:p>
+        <w:p>
+          <w:pPr>
+            <w:spacing w:after="60" w:line="276"/>
+            <w:ind w:left="0"/>
+            <w:rPr>
+              <w:b/>
+              <w:color w:val="1F3864"/>
+            </w:rPr>
+          </w:pPr>
+          <w:r>
+            <w:rPr>
+              <w:b/>
+              <w:color w:val="1F3864"/>
+            </w:rPr>
+            <w:t xml:space="preserve">3. Problem Statement</w:t>
+          </w:r>
+        </w:p>
+        <w:p>
+          <w:pPr>
+            <w:spacing w:after="60" w:line="276"/>
+            <w:ind w:left="0"/>
+            <w:rPr>
+              <w:b/>
+              <w:color w:val="1F3864"/>
+            </w:rPr>
+          </w:pPr>
+          <w:r>
+            <w:rPr>
+              <w:b/>
+              <w:color w:val="1F3864"/>
+            </w:rPr>
+            <w:t xml:space="preserve">4. Selected Dataset and Dataset Link</w:t>
+          </w:r>
+        </w:p>
+        <w:p>
+          <w:pPr>
+            <w:spacing w:after="60" w:line="276"/>
+            <w:ind w:left="0"/>
+            <w:rPr>
+              <w:b/>
+              <w:color w:val="1F3864"/>
+            </w:rPr>
+          </w:pPr>
+          <w:r>
+            <w:rPr>
+              <w:b/>
+              <w:color w:val="1F3864"/>
+            </w:rPr>
+            <w:t xml:space="preserve">5. Dataset Description</w:t>
+          </w:r>
+        </w:p>
+        <w:p>
+          <w:pPr>
+            <w:spacing w:after="60" w:line="276"/>
+            <w:ind w:left="360"/>
+            <w:rPr>
+              <w:color w:val="2E75B6"/>
+            </w:rPr>
+          </w:pPr>
+          <w:r>
+            <w:rPr>
+              <w:color w:val="2E75B6"/>
+            </w:rPr>
+            <w:t xml:space="preserve">5.1 Summary Table</w:t>
+          </w:r>
+        </w:p>
+        <w:p>
+          <w:pPr>
+            <w:spacing w:after="60" w:line="276"/>
+            <w:ind w:left="360"/>
+            <w:rPr>
+              <w:color w:val="2E75B6"/>
+            </w:rPr>
+          </w:pPr>
+          <w:r>
+            <w:rPr>
+              <w:color w:val="2E75B6"/>
+            </w:rPr>
+            <w:t xml:space="preserve">5.2 Class Distribution</w:t>
+          </w:r>
+        </w:p>
+        <w:p>
+          <w:pPr>
+            <w:spacing w:after="60" w:line="276"/>
+            <w:ind w:left="0"/>
+            <w:rPr>
+              <w:b/>
+              <w:color w:val="1F3864"/>
+            </w:rPr>
+          </w:pPr>
+          <w:r>
+            <w:rPr>
+              <w:b/>
+              <w:color w:val="1F3864"/>
+            </w:rPr>
+            <w:t xml:space="preserve">6. Research Questions</w:t>
+          </w:r>
+        </w:p>
+        <w:p>
+          <w:pPr>
+            <w:spacing w:after="60" w:line="276"/>
+            <w:ind w:left="0"/>
+            <w:rPr>
+              <w:b/>
+              <w:color w:val="1F3864"/>
+            </w:rPr>
+          </w:pPr>
+          <w:r>
+            <w:rPr>
+              <w:b/>
+              <w:color w:val="1F3864"/>
+            </w:rPr>
+            <w:t xml:space="preserve">7. Expected Results</w:t>
+          </w:r>
+        </w:p>
+        <w:p>
+          <w:pPr>
+            <w:spacing w:after="60" w:line="276"/>
+            <w:ind w:left="0"/>
+            <w:rPr>
+              <w:b/>
+              <w:color w:val="1F3864"/>
+            </w:rPr>
+          </w:pPr>
+          <w:r>
+            <w:rPr>
+              <w:b/>
+              <w:color w:val="1F3864"/>
+            </w:rPr>
+            <w:t xml:space="preserve">8. Proposed Methodology</w:t>
+          </w:r>
+        </w:p>
+        <w:p>
+          <w:pPr>
+            <w:spacing w:after="60" w:line="276"/>
+            <w:ind w:left="360"/>
+            <w:rPr>
+              <w:color w:val="2E75B6"/>
+            </w:rPr>
+          </w:pPr>
+          <w:r>
+            <w:rPr>
+              <w:color w:val="2E75B6"/>
+            </w:rPr>
+            <w:t xml:space="preserve">8.1 Label Generation (Segmentation to Classification)</w:t>
+          </w:r>
+        </w:p>
+        <w:p>
+          <w:pPr>
+            <w:spacing w:after="60" w:line="276"/>
+            <w:ind w:left="360"/>
+            <w:rPr>
+              <w:color w:val="2E75B6"/>
+            </w:rPr>
+          </w:pPr>
+          <w:r>
+            <w:rPr>
+              <w:color w:val="2E75B6"/>
+            </w:rPr>
+            <w:t xml:space="preserve">8.2 Data Loading and Preprocessing</w:t>
+          </w:r>
+        </w:p>
+        <w:p>
+          <w:pPr>
+            <w:spacing w:after="60" w:line="276"/>
+            <w:ind w:left="360"/>
+            <w:rPr>
+              <w:color w:val="2E75B6"/>
+            </w:rPr>
+          </w:pPr>
+          <w:r>
+            <w:rPr>
+              <w:color w:val="2E75B6"/>
+            </w:rPr>
+            <w:t xml:space="preserve">8.3 Train / Validation / Test Split</w:t>
+          </w:r>
+        </w:p>
+        <w:p>
+          <w:pPr>
+            <w:spacing w:after="60" w:line="276"/>
+            <w:ind w:left="360"/>
+            <w:rPr>
+              <w:color w:val="2E75B6"/>
+            </w:rPr>
+          </w:pPr>
+          <w:r>
+            <w:rPr>
+              <w:color w:val="2E75B6"/>
+            </w:rPr>
+            <w:t xml:space="preserve">8.4 Data Augmentation</w:t>
+          </w:r>
+        </w:p>
+        <w:p>
+          <w:pPr>
+            <w:spacing w:after="60" w:line="276"/>
+            <w:ind w:left="360"/>
+            <w:rPr>
+              <w:color w:val="2E75B6"/>
+            </w:rPr>
+          </w:pPr>
+          <w:r>
+            <w:rPr>
+              <w:color w:val="2E75B6"/>
+            </w:rPr>
+            <w:t xml:space="preserve">8.5 Model Development and Training</w:t>
+          </w:r>
+        </w:p>
+        <w:p>
+          <w:pPr>
+            <w:spacing w:after="60" w:line="276"/>
+            <w:ind w:left="360"/>
+            <w:rPr>
+              <w:color w:val="2E75B6"/>
+            </w:rPr>
+          </w:pPr>
+          <w:r>
+            <w:rPr>
+              <w:color w:val="2E75B6"/>
+            </w:rPr>
+            <w:t xml:space="preserve">8.6 Evaluation</w:t>
+          </w:r>
+        </w:p>
+        <w:p>
+          <w:pPr>
+            <w:spacing w:after="60" w:line="276"/>
+            <w:ind w:left="0"/>
+            <w:rPr>
+              <w:b/>
+              <w:color w:val="1F3864"/>
+            </w:rPr>
+          </w:pPr>
+          <w:r>
+            <w:rPr>
+              <w:b/>
+              <w:color w:val="1F3864"/>
+            </w:rPr>
+            <w:t xml:space="preserve">9. CNN Model Design</w:t>
+          </w:r>
+        </w:p>
+        <w:p>
+          <w:pPr>
+            <w:spacing w:after="60" w:line="276"/>
+            <w:ind w:left="0"/>
+            <w:rPr>
+              <w:b/>
+              <w:color w:val="1F3864"/>
+            </w:rPr>
+          </w:pPr>
+          <w:r>
+            <w:rPr>
+              <w:b/>
+              <w:color w:val="1F3864"/>
+            </w:rPr>
+            <w:t xml:space="preserve">10. Transfer Learning Models</w:t>
+          </w:r>
+        </w:p>
+        <w:p>
+          <w:pPr>
+            <w:spacing w:after="60" w:line="276"/>
+            <w:ind w:left="0"/>
+            <w:rPr>
+              <w:b/>
+              <w:color w:val="1F3864"/>
+            </w:rPr>
+          </w:pPr>
+          <w:r>
+            <w:rPr>
+              <w:b/>
+              <w:color w:val="1F3864"/>
+            </w:rPr>
+            <w:t xml:space="preserve">11. Evaluation Metrics</w:t>
+          </w:r>
+        </w:p>
+        <w:p>
+          <w:pPr>
+            <w:spacing w:after="60" w:line="276"/>
+            <w:ind w:left="0"/>
+            <w:rPr>
+              <w:b/>
+              <w:color w:val="1F3864"/>
+            </w:rPr>
+          </w:pPr>
+          <w:r>
+            <w:rPr>
+              <w:b/>
+              <w:color w:val="1F3864"/>
+            </w:rPr>
+            <w:t xml:space="preserve">12. Expected Figures and Tables</w:t>
+          </w:r>
+        </w:p>
+        <w:p>
+          <w:pPr>
+            <w:spacing w:after="60" w:line="276"/>
+            <w:ind w:left="0"/>
+            <w:rPr>
+              <w:b/>
+              <w:color w:val="1F3864"/>
+            </w:rPr>
+          </w:pPr>
+          <w:r>
+            <w:rPr>
+              <w:b/>
+              <w:color w:val="1F3864"/>
+            </w:rPr>
+            <w:t xml:space="preserve">Appendix A — Instructor Approval</w:t>
           </w:r>
         </w:p>
         <w:p>
